--- a/Literature+Proposal/AM231_Project_Proposal_Sattari_Boateng.docx
+++ b/Literature+Proposal/AM231_Project_Proposal_Sattari_Boateng.docx
@@ -14,7 +14,7 @@
           <w:sz w:val="32"/>
           <w:szCs w:val="32"/>
         </w:rPr>
-        <w:t>Neural Video Compression via Rate-Distortion Optimization</w:t>
+        <w:t>Learned Genomic Sequence Compression via Rate-Distortion Optimization</w:t>
       </w:r>
     </w:p>
     <w:p>
@@ -117,7 +117,7 @@
         <w:jc w:val="both"/>
       </w:pPr>
       <w:r>
-        <w:t>Neural video compression using deep learning offers a compelling framework for studying sequential decision-making under uncertainty. Traditional codecs such as H.264 and H.265 employ hand-engineered decisions at every stage: block partitioning, transform selection, quantization, and entropy coding. Each of these can be recast as an optimization problem. Our project replaces these fixed decision rules with learned components, then analyzes them explicitly through the lens of decision theory.</w:t>
+        <w:t>Learned compression using deep neural networks offers a compelling framework for studying decision-making under uncertainty. The explosive growth of genomic sequencing data (a single whole-genome FASTQ file can exceed 100 GB) poses an urgent storage challenge that existing compressors (gzip, SPRING) address with heuristic strategies. Our project applies the learned compression paradigm to genomic sequences, framing codec design through the lens of decision theory.</w:t>
       </w:r>
     </w:p>
     <w:p>
@@ -125,17 +125,8 @@
         <w:spacing w:before="40" w:after="40" w:line="276" w:lineRule="auto"/>
         <w:jc w:val="both"/>
       </w:pPr>
-    </w:p>
-    <w:p>
-      <w:pPr>
-        <w:spacing w:before="40" w:after="40" w:line="276" w:lineRule="auto"/>
-        <w:jc w:val="both"/>
-      </w:pPr>
-      <w:r>
-        <w:rPr>
-          <w:highlight w:val="yellow"/>
-        </w:rPr>
-        <w:t>&lt;INPUT SPECIFIC GOALS&gt;</w:t>
+      <w:r>
+        <w:t>Our goals are: (1) Adapt a VAE-based learned compression architecture (CompressAI) to tokenized DNA sequences, treating fixed-length genomic windows as a “sequence of frames” with exploitable inter-segment redundancy. (2) Formulate the encoder’s quantization and bitrate-allocation decisions as expected-utility maximization, trading reconstruction fidelity against compressed bitrate. (3) Compare against standard genomic compressors (gzip, bsc, SPRING) and a baseline CompressAI model on public reference genomes. (4) Provide a decision-theoretic analysis of when and why the learned model allocates more bits (e.g., in high-entropy or repetitive regions), connecting the empirical bitrate map to the Bayesian optimal policy.</w:t>
       </w:r>
     </w:p>
     <w:p>
@@ -167,7 +158,7 @@
         <w:t xml:space="preserve">Learned image compression. </w:t>
       </w:r>
       <w:r>
-        <w:t>Ballé et al. [12] introduced the first end-to-end optimized image compression system, demonstrating that jointly training a nonlinear analysis transform, uniform quantizer, and synthesis transform via a rate-distortion objective could surpass JPEG and JPEG 2000. Their follow-up work [1] incorporated a scale hyperprior to capture spatial dependencies in the latent representation, significantly improving entropy modeling. Minnen et al. [2] extended this further with a joint autoregressive and hierarchical prior model, combining local and global context to achieve what was then state-of-the-art compression on both PSNR and MS-SSIM. Cheng et al. [9] refined the entropy model using discretized Gaussian mixture likelihoods and attention modules, closing the gap with the best traditional codec BPG. Ballé et al. [8] unified these developments under the theoretical framework of nonlinear transform coding, and released the CompressAI library, which provides pretrained models and modular building blocks that serve as the foundation for our implementation.</w:t>
+        <w:t>Ballé et al. [12] introduced end-to-end optimized image compression, surpassing JPEG via jointly trained transforms and a rate-distortion objective. Subsequent work added scale hyperpriors [1], joint autoregressive priors [2], and Gaussian mixture likelihoods with attention [9], progressively closing the gap with traditional codecs. Ballé et al. [8] unified these methods under nonlinear transform coding theory and released CompressAI, which provides the modular building blocks for our implementation.</w:t>
       </w:r>
     </w:p>
     <w:p>
@@ -185,10 +176,10 @@
         <w:t xml:space="preserve">Learned video compression. </w:t>
       </w:r>
       <w:r>
-        <w:t xml:space="preserve">Lu et al. [3] presented DVC, the first fully end-to-end learned video codec. DVC uses a learned optical flow network for motion estimation, compresses both motion vectors and residuals through autoencoder-style networks, and trains all components jointly under a single rate-distortion loss. Agustsson et al. [13] proposed scale-space flow, which generalizes optical flow by adding a learned scale parameter that allows the network to adaptively blur the reference frame when the </w:t>
-      </w:r>
-      <w:r>
-        <w:t>warp is unreliable, achieving strong results with a simpler training procedure. Hu et al. [14] introduced FVC, which performs all major operations-motion estimation, compression, compensation, and residual coding-in feature space rather than pixel space, demonstrating state-of-the-art performance on HEVC, UVG, VTL, and MCL-JCV benchmarks. Li et al. [10] developed DCVC (Deep Contextual Video Compression), which replaces the traditional residual coding paradigm with conditional coding that propagates temporal context through feature-domain information. Li et al. [4] further advanced this line with diverse temporal contexts at CVPR 2023, incorporating multi-scale and multi-reference features. A recent comprehensive survey by Jia et al. [15] provides a systematic overview of these methods, covering model architectures, optimization techniques, and system-level deployment challenges.</w:t>
+        <w:t xml:space="preserve">Lu et al. [3] presented DVC, the first end-to-end learned video codec, jointly training motion estimation and residual coding under a rate-distortion loss. Key extensions include scale-space flow [13], feature-space coding (FVC) [14], and contextual conditional coding (DCVC) [10, 4]. Jia et al. [15] survey these methods comprehensively. The core architectural </w:t>
+      </w:r>
+      <w:r>
+        <w:t>ideas (temporal prediction, conditional coding of residuals) motivate our inter-segment module for genomic data.</w:t>
       </w:r>
     </w:p>
     <w:p>
@@ -206,7 +197,7 @@
         <w:t xml:space="preserve">Neural compression beyond video. </w:t>
       </w:r>
       <w:r>
-        <w:t>The learned compression paradigm-neural probability modeling followed by entropy coding-generalizes beyond images and video. Sun et al. [5] apply this framework to genomics data, proposing DeepGeCo with three compression modes (static, adaptive, and semi-adaptive) that balance compression ratio, throughput, and memory usage. Their work illustrates how the fundamental rate-throughput tradeoff studied in our decision-theoretic analysis arises across entirely different data modalities, reinforcing the universality of the optimization framework.</w:t>
+        <w:t>The learned compression paradigm generalizes beyond images and video. Sun et al. [5] apply neural probability modeling to genomics data via DeepGeCo, balancing compression ratio, throughput, and memory across three coding modes. Their work shows that the rate-throughput tradeoff central to our analysis arises in non-visual domains as well.</w:t>
       </w:r>
     </w:p>
     <w:p>
@@ -224,7 +215,7 @@
         <w:t xml:space="preserve">Rate-distortion theory and decision-theoretic foundations. </w:t>
       </w:r>
       <w:r>
-        <w:t>Shannon [7] established the theoretical limits of lossy compression through the rate-distortion function, which characterizes the minimum achievable rate for a given distortion level. Berger [11] formalized this into a comprehensive mathematical framework connecting source coding to statistical decision theory. In the context of learned video compression, Zhang et al. [6] recently demonstrated that treating per-frame bitrate allocation as a learned sequential decision problem-with a rate allocation model that assigns optimal bitrates based on spatial and temporal content characteristics-yields significant gains over fixed-rate strategies.</w:t>
+        <w:t>Shannon [7] established rate-distortion theory, and Berger [11] connected it to statistical decision theory. Zhang et al. [6] recently showed that treating per-frame bitrate allocation as a learned sequential decision problem yields significant gains over fixed-rate strategies, motivating our analogous analysis for genomic segments.</w:t>
       </w:r>
     </w:p>
     <w:p>
@@ -232,17 +223,17 @@
         <w:spacing w:before="40" w:after="40" w:line="276" w:lineRule="auto"/>
         <w:jc w:val="both"/>
       </w:pPr>
-    </w:p>
-    <w:p>
-      <w:pPr>
-        <w:spacing w:before="40" w:after="40" w:line="276" w:lineRule="auto"/>
-        <w:jc w:val="both"/>
-      </w:pPr>
-      <w:r>
-        <w:rPr>
-          <w:highlight w:val="yellow"/>
-        </w:rPr>
-        <w:t>&lt;TALK ABOUT HOW WE BUILD ON THIS&gt;</w:t>
+      <w:r>
+        <w:rPr>
+          <w:b/>
+          <w:bCs/>
+          <w:i/>
+          <w:iCs/>
+        </w:rPr>
+        <w:t xml:space="preserve">Our contribution. </w:t>
+      </w:r>
+      <w:r>
+        <w:t>We bridge these threads by (a) adapting a CompressAI encoder-decoder to one-hot-encoded genomic windows, (b) adding a temporal prediction module that exploits inter-segment similarity (analogous to inter-frame prediction [3, 10]), and (c) analyzing all design decisions (quantization step size, Lagrange multiplier λ, context window length) through the decision-theoretic lens of Berger [11] and Zhang et al. [6].</w:t>
       </w:r>
     </w:p>
     <w:p>
@@ -261,6 +252,15 @@
     </w:p>
     <w:p>
       <w:pPr>
+        <w:spacing w:before="40" w:after="40" w:line="276" w:lineRule="auto"/>
+        <w:jc w:val="both"/>
+      </w:pPr>
+      <w:r>
+        <w:t>We use publicly available reference genomes from NCBI RefSeq. The primary dataset is GRCh38 (human, ~3.1 Gbp), segmented into non-overlapping windows of L = 1024 nucleotides, each one-hot encoded into a 4 × 1024 matrix. Consecutive windows are grouped into clips of 8 segments, mirroring the group-of-pictures structure in video codecs. Chromosomes 1-20 are used for training, 21-22 for validation, and X for testing. We additionally evaluate on E. coli K-12 (~4.6 Mbp) and S. cerevisiae (~12 Mbp) to test generalization. All data is freely available.</w:t>
+      </w:r>
+    </w:p>
+    <w:p>
+      <w:pPr>
         <w:spacing w:before="200" w:after="80"/>
         <w:jc w:val="center"/>
       </w:pPr>
@@ -270,8 +270,83 @@
           <w:bCs/>
           <w:smallCaps/>
         </w:rPr>
+        <w:t>IV. METHODS</w:t>
+      </w:r>
+    </w:p>
+    <w:p>
+      <w:pPr>
+        <w:spacing w:before="40" w:after="40" w:line="276" w:lineRule="auto"/>
+        <w:jc w:val="both"/>
+      </w:pPr>
+      <w:r>
+        <w:rPr>
+          <w:b/>
+          <w:bCs/>
+          <w:i/>
+          <w:iCs/>
+        </w:rPr>
+        <w:t xml:space="preserve">Intra-segment codec. </w:t>
+      </w:r>
+      <w:r>
+        <w:t xml:space="preserve">Our base model is a convolutional VAE following the architecture of Ballé et al. [1], adapted for 4-channel one-hot input. The encoder maps each 4 × 1024 window to a latent tensor y, which is quantized to ŷ and entropy-coded using a learned scale hyperprior [1]. The decoder reconstructs a 4 × 1024 probability map, from </w:t>
+      </w:r>
+      <w:r>
         <w:lastRenderedPageBreak/>
-        <w:t>IV. METHODS</w:t>
+        <w:t>which the output sequence is obtained via argmax. The model is trained end-to-end by minimizing the Lagrangian objective R + λD, where R is the estimated bitrate (cross-entropy of ŷ under the prior) and D is the categorical cross-entropy between predicted and true nucleotide sequences. The multiplier λ controls the rate-distortion tradeoff and is itself a decision variable we analyze.</w:t>
+      </w:r>
+    </w:p>
+    <w:p>
+      <w:pPr>
+        <w:spacing w:before="40" w:after="40" w:line="276" w:lineRule="auto"/>
+        <w:jc w:val="both"/>
+      </w:pPr>
+      <w:r>
+        <w:rPr>
+          <w:b/>
+          <w:bCs/>
+          <w:i/>
+          <w:iCs/>
+        </w:rPr>
+        <w:t xml:space="preserve">Inter-segment prediction. </w:t>
+      </w:r>
+      <w:r>
+        <w:t>We add a temporal prediction module inspired by Li et al. [10]. Given the reconstructed latent of the previous window, a convolutional network predicts a context tensor for the current window. The encoder compresses only the residual (the difference between actual and predicted latent), reducing bitrate for locally similar regions. The first window in each clip is an I-segment; subsequent windows are P-segments, analogous to I/P-frames in video codecs.</w:t>
+      </w:r>
+    </w:p>
+    <w:p>
+      <w:pPr>
+        <w:spacing w:before="40" w:after="40" w:line="276" w:lineRule="auto"/>
+        <w:jc w:val="both"/>
+      </w:pPr>
+      <w:r>
+        <w:rPr>
+          <w:b/>
+          <w:bCs/>
+          <w:i/>
+          <w:iCs/>
+        </w:rPr>
+        <w:t xml:space="preserve">Decision-theoretic analysis. </w:t>
+      </w:r>
+      <w:r>
+        <w:t>We frame the encoder’s two key choices, (a) how finely to quantize each latent dimension and (b) how to allocate bits across windows within a clip, as decisions under uncertainty in the sense of Berger [11]. The encoder acts as a Bayesian agent whose posterior over the source distribution is shaped by the training data. We will visualize the learned bitrate allocation policy along the genome, correlating high-rate regions with known biological features (GC-rich islands, repetitive elements, coding vs. non-coding regions) and comparing the learned policy against a naïve uniform-allocation baseline. This analysis directly tests whether the network discovers a bitrate allocation strategy that approximates the theoretically optimal policy derived from the rate-distortion function.</w:t>
+      </w:r>
+    </w:p>
+    <w:p>
+      <w:pPr>
+        <w:spacing w:before="40" w:after="40" w:line="276" w:lineRule="auto"/>
+        <w:jc w:val="both"/>
+      </w:pPr>
+      <w:r>
+        <w:rPr>
+          <w:b/>
+          <w:bCs/>
+          <w:i/>
+          <w:iCs/>
+        </w:rPr>
+        <w:t xml:space="preserve">Baselines and evaluation. </w:t>
+      </w:r>
+      <w:r>
+        <w:t>Baselines are gzip, bsc, SPRING, and a CompressAI image model without temporal prediction. Metrics: bits per base (bpb), reconstruction accuracy, and throughput (MB/s). We sweep λ across five values and plot Pareto frontiers.</w:t>
       </w:r>
     </w:p>
     <w:p>
@@ -286,6 +361,86 @@
           <w:smallCaps/>
         </w:rPr>
         <w:t>V. WEEKLY PLAN</w:t>
+      </w:r>
+    </w:p>
+    <w:p>
+      <w:pPr>
+        <w:spacing w:before="40" w:after="40" w:line="276" w:lineRule="auto"/>
+        <w:jc w:val="both"/>
+      </w:pPr>
+      <w:r>
+        <w:rPr>
+          <w:b/>
+          <w:bCs/>
+        </w:rPr>
+        <w:t xml:space="preserve">Week 1: </w:t>
+      </w:r>
+      <w:r>
+        <w:t>Data pipeline and baselines. Preprocess GRCh38 into one-hot windows; run gzip/bsc/SPRING baselines; set up CompressAI training loop (intra-segment only).</w:t>
+      </w:r>
+    </w:p>
+    <w:p>
+      <w:pPr>
+        <w:spacing w:before="40" w:after="40" w:line="276" w:lineRule="auto"/>
+        <w:jc w:val="both"/>
+      </w:pPr>
+      <w:r>
+        <w:rPr>
+          <w:b/>
+          <w:bCs/>
+        </w:rPr>
+        <w:t xml:space="preserve">Week 2: </w:t>
+      </w:r>
+      <w:r>
+        <w:t>Train intra-segment model, sweep λ for R-D curves, begin inter-segment prediction module.</w:t>
+      </w:r>
+    </w:p>
+    <w:p>
+      <w:pPr>
+        <w:spacing w:before="40" w:after="40" w:line="276" w:lineRule="auto"/>
+        <w:jc w:val="both"/>
+      </w:pPr>
+      <w:r>
+        <w:rPr>
+          <w:b/>
+          <w:bCs/>
+        </w:rPr>
+        <w:t xml:space="preserve">Week 3: </w:t>
+      </w:r>
+      <w:r>
+        <w:t>Train full model (intra + inter). Evaluate on E. coli and yeast. Begin decision-theoretic analysis of learned bitrate maps.</w:t>
+      </w:r>
+    </w:p>
+    <w:p>
+      <w:pPr>
+        <w:spacing w:before="40" w:after="40" w:line="276" w:lineRule="auto"/>
+        <w:jc w:val="both"/>
+      </w:pPr>
+      <w:r>
+        <w:rPr>
+          <w:b/>
+          <w:bCs/>
+        </w:rPr>
+        <w:t xml:space="preserve">Week 4: </w:t>
+      </w:r>
+      <w:r>
+        <w:t>Complete experiments on held-out chromosome X. Finalize plots, draft paper, prepare slides.</w:t>
+      </w:r>
+    </w:p>
+    <w:p>
+      <w:pPr>
+        <w:spacing w:before="40" w:after="40" w:line="276" w:lineRule="auto"/>
+        <w:jc w:val="both"/>
+      </w:pPr>
+      <w:r>
+        <w:rPr>
+          <w:b/>
+          <w:bCs/>
+        </w:rPr>
+        <w:t xml:space="preserve">Week 5 (buffer): </w:t>
+      </w:r>
+      <w:r>
+        <w:t>Polish paper, run any additional ablations, and rehearse presentation.</w:t>
       </w:r>
     </w:p>
     <w:p>
